--- a/docs/questions/qs-arithmeticonalgebraicfractions.docx
+++ b/docs/questions/qs-arithmeticonalgebraicfractions.docx
@@ -84,7 +84,7 @@
         <w:pStyle w:val="FirstParagraph"/>
       </w:pPr>
       <w:r>
-        <w:t xml:space="preserve">Calculate the following additions and subtractions by first finding a common denominator. Write your answer in its simplest form. Assume that all denominators are non-zero.</w:t>
+        <w:t xml:space="preserve">Calculate the following additions and subtractions by first finding a common denominator. You should give your answer in its simplest form. You may assume that that all denominators are non-zero, so you do not need to write restrictions.</w:t>
       </w:r>
     </w:p>
     <w:p>
@@ -339,7 +339,7 @@
           </m:fPr>
           <m:num>
             <m:r>
-              <m:t>x</m:t>
+              <m:t>b</m:t>
             </m:r>
             <m:r>
               <m:rPr>
@@ -369,7 +369,7 @@
           </m:fPr>
           <m:num>
             <m:r>
-              <m:t>x</m:t>
+              <m:t>b</m:t>
             </m:r>
             <m:r>
               <m:rPr>
@@ -635,7 +635,7 @@
           </m:fPr>
           <m:num>
             <m:r>
-              <m:t>x</m:t>
+              <m:t>t</m:t>
             </m:r>
             <m:r>
               <m:rPr>
@@ -649,7 +649,7 @@
           </m:num>
           <m:den>
             <m:r>
-              <m:t>x</m:t>
+              <m:t>t</m:t>
             </m:r>
             <m:r>
               <m:rPr>
@@ -674,7 +674,7 @@
           </m:fPr>
           <m:num>
             <m:r>
-              <m:t>x</m:t>
+              <m:t>t</m:t>
             </m:r>
             <m:r>
               <m:rPr>
@@ -688,7 +688,7 @@
           </m:num>
           <m:den>
             <m:r>
-              <m:t>x</m:t>
+              <m:t>t</m:t>
             </m:r>
             <m:r>
               <m:rPr>
@@ -866,7 +866,7 @@
           </m:fPr>
           <m:num>
             <m:r>
-              <m:t>x</m:t>
+              <m:t>c</m:t>
             </m:r>
             <m:r>
               <m:rPr>
@@ -882,7 +882,7 @@
             <m:sSup>
               <m:e>
                 <m:r>
-                  <m:t>x</m:t>
+                  <m:t>c</m:t>
                 </m:r>
               </m:e>
               <m:sup>
@@ -910,7 +910,7 @@
           </m:num>
           <m:den>
             <m:r>
-              <m:t>x</m:t>
+              <m:t>c</m:t>
             </m:r>
           </m:den>
         </m:f>
@@ -1516,7 +1516,7 @@
             <m:sSup>
               <m:e>
                 <m:r>
-                  <m:t>x</m:t>
+                  <m:t>m</m:t>
                 </m:r>
               </m:e>
               <m:sup>
@@ -1537,7 +1537,7 @@
           </m:num>
           <m:den>
             <m:r>
-              <m:t>x</m:t>
+              <m:t>m</m:t>
             </m:r>
             <m:r>
               <m:rPr>
@@ -1562,7 +1562,7 @@
           </m:fPr>
           <m:num>
             <m:r>
-              <m:t>x</m:t>
+              <m:t>m</m:t>
             </m:r>
           </m:num>
           <m:den>
@@ -1570,7 +1570,7 @@
               <m:t>2</m:t>
             </m:r>
             <m:r>
-              <m:t>x</m:t>
+              <m:t>m</m:t>
             </m:r>
             <m:r>
               <m:rPr>
@@ -1884,7 +1884,7 @@
           </m:fPr>
           <m:num>
             <m:r>
-              <m:t>x</m:t>
+              <m:t>z</m:t>
             </m:r>
             <m:r>
               <m:rPr>
@@ -1901,7 +1901,7 @@
               <m:t>2</m:t>
             </m:r>
             <m:r>
-              <m:t>x</m:t>
+              <m:t>z</m:t>
             </m:r>
           </m:den>
         </m:f>
@@ -1920,12 +1920,12 @@
               <m:t>3</m:t>
             </m:r>
             <m:r>
-              <m:t>x</m:t>
-            </m:r>
-          </m:num>
-          <m:den>
-            <m:r>
-              <m:t>x</m:t>
+              <m:t>z</m:t>
+            </m:r>
+          </m:num>
+          <m:den>
+            <m:r>
+              <m:t>z</m:t>
             </m:r>
             <m:r>
               <m:rPr>
@@ -2060,7 +2060,7 @@
           </m:fPr>
           <m:num>
             <m:r>
-              <m:t>x</m:t>
+              <m:t>t</m:t>
             </m:r>
           </m:num>
           <m:den>
@@ -2081,7 +2081,7 @@
           </m:fPr>
           <m:num>
             <m:r>
-              <m:t>x</m:t>
+              <m:t>t</m:t>
             </m:r>
           </m:num>
           <m:den>
@@ -2361,7 +2361,7 @@
             <m:sSup>
               <m:e>
                 <m:r>
-                  <m:t>x</m:t>
+                  <m:t>v</m:t>
                 </m:r>
               </m:e>
               <m:sup>
@@ -2382,7 +2382,7 @@
           </m:num>
           <m:den>
             <m:r>
-              <m:t>x</m:t>
+              <m:t>v</m:t>
             </m:r>
             <m:r>
               <m:rPr>
@@ -2402,7 +2402,7 @@
           <m:t>÷</m:t>
         </m:r>
         <m:r>
-          <m:t>x</m:t>
+          <m:t>v</m:t>
         </m:r>
       </m:oMath>
     </w:p>
@@ -2745,12 +2745,12 @@
               <m:t>2</m:t>
             </m:r>
             <m:r>
-              <m:t>x</m:t>
-            </m:r>
-          </m:num>
-          <m:den>
-            <m:r>
-              <m:t>x</m:t>
+              <m:t>n</m:t>
+            </m:r>
+          </m:num>
+          <m:den>
+            <m:r>
+              <m:t>n</m:t>
             </m:r>
             <m:r>
               <m:rPr>
@@ -2775,12 +2775,12 @@
           </m:fPr>
           <m:num>
             <m:r>
-              <m:t>x</m:t>
-            </m:r>
-          </m:num>
-          <m:den>
-            <m:r>
-              <m:t>x</m:t>
+              <m:t>n</m:t>
+            </m:r>
+          </m:num>
+          <m:den>
+            <m:r>
+              <m:t>n</m:t>
             </m:r>
             <m:r>
               <m:rPr>
@@ -2976,6 +2976,14 @@
         <w:pStyle w:val="BodyText"/>
       </w:pPr>
       <w:r>
+        <w:t xml:space="preserve"> </w:t>
+      </w:r>
+    </w:p>
+    <w:p>
+      <w:pPr>
+        <w:pStyle w:val="BodyText"/>
+      </w:pPr>
+      <w:r>
         <w:t xml:space="preserve">4.2.</w:t>
       </w:r>
       <w:r>
@@ -3049,6 +3057,14 @@
         <w:pStyle w:val="BodyText"/>
       </w:pPr>
       <w:r>
+        <w:t xml:space="preserve"> </w:t>
+      </w:r>
+    </w:p>
+    <w:p>
+      <w:pPr>
+        <w:pStyle w:val="BodyText"/>
+      </w:pPr>
+      <w:r>
         <w:t xml:space="preserve">4.3.</w:t>
       </w:r>
       <w:r>
@@ -3125,6 +3141,14 @@
         <w:pStyle w:val="BodyText"/>
       </w:pPr>
       <w:r>
+        <w:t xml:space="preserve"> </w:t>
+      </w:r>
+    </w:p>
+    <w:p>
+      <w:pPr>
+        <w:pStyle w:val="BodyText"/>
+      </w:pPr>
+      <w:r>
         <w:t xml:space="preserve">4.4.</w:t>
       </w:r>
       <w:r>
@@ -3150,7 +3174,7 @@
               </m:num>
               <m:den>
                 <m:r>
-                  <m:t>x</m:t>
+                  <m:t>t</m:t>
                 </m:r>
               </m:den>
             </m:f>
@@ -3173,7 +3197,7 @@
                 <m:sSup>
                   <m:e>
                     <m:r>
-                      <m:t>x</m:t>
+                      <m:t>t</m:t>
                     </m:r>
                   </m:e>
                   <m:sup>
@@ -3197,13 +3221,21 @@
               </m:num>
               <m:den>
                 <m:r>
-                  <m:t>x</m:t>
+                  <m:t>t</m:t>
                 </m:r>
               </m:den>
             </m:f>
           </m:den>
         </m:f>
       </m:oMath>
+    </w:p>
+    <w:p>
+      <w:pPr>
+        <w:pStyle w:val="BodyText"/>
+      </w:pPr>
+      <w:r>
+        <w:t xml:space="preserve"> </w:t>
+      </w:r>
     </w:p>
     <w:p>
       <w:pPr>

--- a/docs/questions/qs-arithmeticonalgebraicfractions.docx
+++ b/docs/questions/qs-arithmeticonalgebraicfractions.docx
@@ -52,7 +52,7 @@
         </w:rPr>
         <w:t xml:space="preserve"> </w:t>
       </w:r>
-      <w:hyperlink r:id="rId20">
+      <w:hyperlink r:id="rId9">
         <w:r>
           <w:rPr>
             <w:rStyle w:val="Hyperlink"/>
@@ -70,7 +70,7 @@
         <w:t xml:space="preserve">.</w:t>
       </w:r>
     </w:p>
-    <w:bookmarkStart w:id="21" w:name="q1"/>
+    <w:bookmarkStart w:id="10" w:name="q1"/>
     <w:p>
       <w:pPr>
         <w:pStyle w:val="Heading2"/>
@@ -1113,8 +1113,8 @@
         </m:f>
       </m:oMath>
     </w:p>
-    <w:bookmarkEnd w:id="21"/>
-    <w:bookmarkStart w:id="22" w:name="q2"/>
+    <w:bookmarkEnd w:id="10"/>
+    <w:bookmarkStart w:id="11" w:name="q2"/>
     <w:p>
       <w:pPr>
         <w:pStyle w:val="Heading2"/>
@@ -2022,8 +2022,8 @@
         </m:f>
       </m:oMath>
     </w:p>
-    <w:bookmarkEnd w:id="22"/>
-    <w:bookmarkStart w:id="23" w:name="q3"/>
+    <w:bookmarkEnd w:id="11"/>
+    <w:bookmarkStart w:id="12" w:name="q3"/>
     <w:p>
       <w:pPr>
         <w:pStyle w:val="Heading2"/>
@@ -2877,8 +2877,8 @@
         </m:f>
       </m:oMath>
     </w:p>
-    <w:bookmarkEnd w:id="23"/>
-    <w:bookmarkStart w:id="25" w:name="q4"/>
+    <w:bookmarkEnd w:id="12"/>
+    <w:bookmarkStart w:id="14" w:name="q4"/>
     <w:p>
       <w:pPr>
         <w:pStyle w:val="Heading2"/>
@@ -3342,7 +3342,7 @@
       <w:pPr>
         <w:pStyle w:val="FirstParagraph"/>
       </w:pPr>
-      <w:hyperlink r:id="rId24">
+      <w:hyperlink r:id="rId13">
         <w:r>
           <w:rPr>
             <w:rStyle w:val="Hyperlink"/>
@@ -3358,8 +3358,8 @@
         </w:pict>
       </w:r>
     </w:p>
-    <w:bookmarkEnd w:id="25"/>
-    <w:bookmarkStart w:id="27" w:name="version-history-and-licensing"/>
+    <w:bookmarkEnd w:id="14"/>
+    <w:bookmarkStart w:id="16" w:name="version-history-and-licensing"/>
     <w:p>
       <w:pPr>
         <w:pStyle w:val="Heading2"/>
@@ -3380,7 +3380,7 @@
       <w:pPr>
         <w:pStyle w:val="BodyText"/>
       </w:pPr>
-      <w:hyperlink r:id="rId26">
+      <w:hyperlink r:id="rId15">
         <w:r>
           <w:rPr>
             <w:rStyle w:val="Hyperlink"/>
@@ -3389,7 +3389,7 @@
         </w:r>
       </w:hyperlink>
     </w:p>
-    <w:bookmarkEnd w:id="27"/>
+    <w:bookmarkEnd w:id="16"/>
     <w:sectPr>
       <w:pgSz w:h="15840" w:w="12240"/>
       <w:pgMar w:bottom="1440" w:footer="720" w:gutter="0" w:header="720" w:left="1440" w:right="1440" w:top="1440"/>
